--- a/Proposals/Web Development.docx
+++ b/Proposals/Web Development.docx
@@ -3,48 +3,117 @@
 <w:document xmlns:wpc="http://schemas.microsoft.com/office/word/2010/wordprocessingCanvas" xmlns:cx="http://schemas.microsoft.com/office/drawing/2014/chartex" xmlns:cx1="http://schemas.microsoft.com/office/drawing/2015/9/8/chartex" xmlns:cx2="http://schemas.microsoft.com/office/drawing/2015/10/21/chartex" xmlns:cx3="http://schemas.microsoft.com/office/drawing/2016/5/9/chartex" xmlns:cx4="http://schemas.microsoft.com/office/drawing/2016/5/10/chartex" xmlns:cx5="http://schemas.microsoft.com/office/drawing/2016/5/11/chartex" xmlns:cx6="http://schemas.microsoft.com/office/drawing/2016/5/12/chartex" xmlns:cx7="http://schemas.microsoft.com/office/drawing/2016/5/13/chartex" xmlns:cx8="http://schemas.microsoft.com/office/drawing/2016/5/14/chartex" xmlns:mc="http://schemas.openxmlformats.org/markup-compatibility/2006" xmlns:aink="http://schemas.microsoft.com/office/drawing/2016/ink" xmlns:am3d="http://schemas.microsoft.com/office/drawing/2017/model3d" xmlns:o="urn:schemas-microsoft-com:office:office" xmlns:oel="http://schemas.microsoft.com/office/2019/extlst" xmlns:r="http://schemas.openxmlformats.org/officeDocument/2006/relationships" xmlns:m="http://schemas.openxmlformats.org/officeDocument/2006/math" xmlns:v="urn:schemas-microsoft-com:vml" xmlns:wp14="http://schemas.microsoft.com/office/word/2010/wordprocessingDrawing" xmlns:wp="http://schemas.openxmlformats.org/drawingml/2006/wordprocessingDrawing" xmlns:w10="urn:schemas-microsoft-com:office:word" xmlns:w="http://schemas.openxmlformats.org/wordprocessingml/2006/main" xmlns:w14="http://schemas.microsoft.com/office/word/2010/wordml" xmlns:w15="http://schemas.microsoft.com/office/word/2012/wordml" xmlns:w16cei="http://schemas.microsoft.com/office/word/2026/wordml/cei" xmlns:w16cex="http://schemas.microsoft.com/office/word/2018/wordml/cex" xmlns:w16cid="http://schemas.microsoft.com/office/word/2016/wordml/cid" xmlns:w16="http://schemas.microsoft.com/office/word/2018/wordml" xmlns:w16du="http://schemas.microsoft.com/office/word/2023/wordml/word16du" xmlns:w16sdtdh="http://schemas.microsoft.com/office/word/2020/wordml/sdtdatahash" xmlns:w16sdtfl="http://schemas.microsoft.com/office/word/2024/wordml/sdtformatlock" xmlns:w16se="http://schemas.microsoft.com/office/word/2015/wordml/symex" xmlns:wpg="http://schemas.microsoft.com/office/word/2010/wordprocessingGroup" xmlns:wpi="http://schemas.microsoft.com/office/word/2010/wordprocessingInk" xmlns:wne="http://schemas.microsoft.com/office/word/2006/wordml" xmlns:wps="http://schemas.microsoft.com/office/word/2010/wordprocessingShape" mc:Ignorable="w14 w15 w16se w16cid w16 w16cex w16sdtdh w16sdtfl w16du wp14">
   <w:body>
     <w:p>
-      <w:r>
-        <w:rPr>
-          <w:b/>
-          <w:bCs/>
+      <w:pPr>
+        <w:rPr>
+          <w:sz w:val="96"/>
+          <w:szCs w:val="96"/>
+        </w:rPr>
+      </w:pPr>
+      <w:r>
+        <w:rPr>
+          <w:b/>
+          <w:bCs/>
+          <w:sz w:val="96"/>
+          <w:szCs w:val="96"/>
         </w:rPr>
         <w:t>Web Development</w:t>
       </w:r>
       <w:r>
+        <w:rPr>
+          <w:sz w:val="96"/>
+          <w:szCs w:val="96"/>
+        </w:rPr>
         <w:br/>
       </w:r>
       <w:r>
         <w:rPr>
           <w:b/>
           <w:bCs/>
+          <w:sz w:val="96"/>
+          <w:szCs w:val="96"/>
         </w:rPr>
         <w:t>Student Name:</w:t>
       </w:r>
       <w:r>
+        <w:rPr>
+          <w:sz w:val="96"/>
+          <w:szCs w:val="96"/>
+        </w:rPr>
         <w:t xml:space="preserve"> </w:t>
       </w:r>
-    </w:p>
-    <w:p>
-      <w:pPr>
-        <w:rPr>
-          <w:b/>
-          <w:bCs/>
-        </w:rPr>
-      </w:pPr>
-      <w:r>
-        <w:rPr>
-          <w:b/>
-          <w:bCs/>
+      <w:r>
+        <w:rPr>
+          <w:sz w:val="96"/>
+          <w:szCs w:val="96"/>
+        </w:rPr>
+        <w:t xml:space="preserve">Junior bono </w:t>
+      </w:r>
+      <w:proofErr w:type="spellStart"/>
+      <w:r>
+        <w:rPr>
+          <w:sz w:val="96"/>
+          <w:szCs w:val="96"/>
+        </w:rPr>
+        <w:t>Halatedzi</w:t>
+      </w:r>
+      <w:proofErr w:type="spellEnd"/>
+    </w:p>
+    <w:p>
+      <w:pPr>
+        <w:rPr>
+          <w:sz w:val="96"/>
+          <w:szCs w:val="96"/>
+        </w:rPr>
+      </w:pPr>
+      <w:r>
+        <w:rPr>
+          <w:b/>
+          <w:bCs/>
+          <w:sz w:val="96"/>
+          <w:szCs w:val="96"/>
         </w:rPr>
         <w:t>Student Number:</w:t>
       </w:r>
       <w:r>
+        <w:rPr>
+          <w:sz w:val="96"/>
+          <w:szCs w:val="96"/>
+        </w:rPr>
         <w:t xml:space="preserve"> </w:t>
       </w:r>
       <w:r>
+        <w:rPr>
+          <w:sz w:val="96"/>
+          <w:szCs w:val="96"/>
+        </w:rPr>
+        <w:t>ST10515553</w:t>
+      </w:r>
+    </w:p>
+    <w:p>
+      <w:r>
         <w:br/>
       </w:r>
-      <w:r>
+    </w:p>
+    <w:p/>
+    <w:p/>
+    <w:p/>
+    <w:p/>
+    <w:p/>
+    <w:p/>
+    <w:p/>
+    <w:p/>
+    <w:p/>
+    <w:p/>
+    <w:p/>
+    <w:p>
+      <w:pPr>
+        <w:rPr>
+          <w:b/>
+          <w:bCs/>
+        </w:rPr>
+      </w:pPr>
+      <w:r>
+        <w:lastRenderedPageBreak/>
         <w:br/>
       </w:r>
       <w:r>
@@ -326,6 +395,7 @@
           <w:b/>
           <w:bCs/>
         </w:rPr>
+        <w:lastRenderedPageBreak/>
         <w:t>Organisation Overview</w:t>
       </w:r>
       <w:r>
@@ -560,22 +630,100 @@
           <w:b/>
           <w:bCs/>
         </w:rPr>
+        <w:t>WEBSITE PROJECT PROPOSAL</w:t>
+      </w:r>
+      <w:r>
+        <w:rPr>
+          <w:b/>
+          <w:bCs/>
+        </w:rPr>
+        <w:t xml:space="preserve"> 1</w:t>
+      </w:r>
+      <w:r>
+        <w:rPr>
+          <w:b/>
+          <w:bCs/>
+        </w:rPr>
+        <w:t>: KONKA PRODUCTIONS (PTY) LTD</w:t>
+      </w:r>
+    </w:p>
+    <w:p/>
+    <w:p>
+      <w:pPr>
+        <w:rPr>
+          <w:b/>
+          <w:bCs/>
+        </w:rPr>
+      </w:pPr>
+      <w:r>
+        <w:rPr>
+          <w:b/>
+          <w:bCs/>
+        </w:rPr>
         <w:lastRenderedPageBreak/>
-        <w:t>WEBSITE PROJECT PROPOSAL</w:t>
-      </w:r>
-      <w:r>
-        <w:rPr>
-          <w:b/>
-          <w:bCs/>
-        </w:rPr>
-        <w:t xml:space="preserve"> 1</w:t>
-      </w:r>
-      <w:r>
-        <w:rPr>
-          <w:b/>
-          <w:bCs/>
-        </w:rPr>
-        <w:t>: KONKA PRODUCTIONS (PTY) LTD</w:t>
+        <w:t>1. Organisation Overview</w:t>
+      </w:r>
+    </w:p>
+    <w:p>
+      <w:proofErr w:type="spellStart"/>
+      <w:r>
+        <w:rPr>
+          <w:b/>
+          <w:bCs/>
+        </w:rPr>
+        <w:t>Konka</w:t>
+      </w:r>
+      <w:proofErr w:type="spellEnd"/>
+      <w:r>
+        <w:rPr>
+          <w:b/>
+          <w:bCs/>
+        </w:rPr>
+        <w:t xml:space="preserve"> Productions (Pty) Ltd</w:t>
+      </w:r>
+      <w:r>
+        <w:t xml:space="preserve"> is an event production and equipment hire company providing professional production equipment and technical services for events, entertainment productions, corporate functions and special occasions. The company specialises in hiring equipment such as sound systems, stages, lighting equipment, screens and other event production equipment.</w:t>
+      </w:r>
+    </w:p>
+    <w:p>
+      <w:r>
+        <w:t>The business aims to provide customers with reliable equipment and professional support to help them successfully organise and run their events. A professional website will allow customers to view available equipment, learn about the company's services and submit rental or quotation requests online.</w:t>
+      </w:r>
+    </w:p>
+    <w:p>
+      <w:r>
+        <w:rPr>
+          <w:b/>
+          <w:bCs/>
+        </w:rPr>
+        <w:t>Mission:</w:t>
+      </w:r>
+      <w:r>
+        <w:t xml:space="preserve"> To provide reliable, professional and affordable production equipment and services that help customers deliver successful events and productions.</w:t>
+      </w:r>
+    </w:p>
+    <w:p>
+      <w:r>
+        <w:rPr>
+          <w:b/>
+          <w:bCs/>
+        </w:rPr>
+        <w:t>Vision:</w:t>
+      </w:r>
+      <w:r>
+        <w:t xml:space="preserve"> To become a trusted production and equipment hire company in South Africa, recognised for quality equipment, professional service and dependable event support.</w:t>
+      </w:r>
+    </w:p>
+    <w:p>
+      <w:r>
+        <w:rPr>
+          <w:b/>
+          <w:bCs/>
+        </w:rPr>
+        <w:t>Target audience:</w:t>
+      </w:r>
+      <w:r>
+        <w:t xml:space="preserve"> Event organisers, DJs, musicians, schools, churches, companies, wedding planners, entertainment producers, municipalities and individuals organising events.</w:t>
       </w:r>
     </w:p>
     <w:p/>
@@ -591,69 +739,51 @@
           <w:b/>
           <w:bCs/>
         </w:rPr>
-        <w:t>1. Organisation Overview</w:t>
-      </w:r>
-    </w:p>
-    <w:p>
+        <w:t>2. Website Goals and Objectives</w:t>
+      </w:r>
+    </w:p>
+    <w:p>
+      <w:r>
+        <w:rPr>
+          <w:b/>
+          <w:bCs/>
+        </w:rPr>
+        <w:t>Goals:</w:t>
+      </w:r>
+      <w:r>
+        <w:t xml:space="preserve"> Increase </w:t>
+      </w:r>
       <w:proofErr w:type="spellStart"/>
       <w:r>
-        <w:rPr>
-          <w:b/>
-          <w:bCs/>
-        </w:rPr>
         <w:t>Konka</w:t>
       </w:r>
       <w:proofErr w:type="spellEnd"/>
       <w:r>
-        <w:rPr>
-          <w:b/>
-          <w:bCs/>
-        </w:rPr>
-        <w:t xml:space="preserve"> Productions (Pty) Ltd</w:t>
-      </w:r>
-      <w:r>
-        <w:t xml:space="preserve"> is an event production and equipment hire company providing professional production equipment and technical services for events, entertainment productions, corporate functions and special occasions. The company specialises in hiring equipment such as sound systems, stages, lighting equipment, screens and other event production equipment.</w:t>
-      </w:r>
-    </w:p>
-    <w:p>
-      <w:r>
-        <w:t>The business aims to provide customers with reliable equipment and professional support to help them successfully organise and run their events. A professional website will allow customers to view available equipment, learn about the company's services and submit rental or quotation requests online.</w:t>
-      </w:r>
-    </w:p>
-    <w:p>
-      <w:r>
-        <w:rPr>
-          <w:b/>
-          <w:bCs/>
-        </w:rPr>
-        <w:t>Mission:</w:t>
-      </w:r>
-      <w:r>
-        <w:t xml:space="preserve"> To provide reliable, professional and affordable production equipment and services that help customers deliver successful events and productions.</w:t>
-      </w:r>
-    </w:p>
-    <w:p>
-      <w:r>
-        <w:rPr>
-          <w:b/>
-          <w:bCs/>
-        </w:rPr>
-        <w:t>Vision:</w:t>
-      </w:r>
-      <w:r>
-        <w:t xml:space="preserve"> To become a trusted production and equipment hire company in South Africa, recognised for quality equipment, professional service and dependable event support.</w:t>
-      </w:r>
-    </w:p>
-    <w:p>
-      <w:r>
-        <w:rPr>
-          <w:b/>
-          <w:bCs/>
-        </w:rPr>
-        <w:t>Target audience:</w:t>
-      </w:r>
-      <w:r>
-        <w:t xml:space="preserve"> Event organisers, DJs, musicians, schools, churches, companies, wedding planners, entertainment producers, municipalities and individuals organising events.</w:t>
+        <w:t xml:space="preserve"> Productions' online visibility, showcase available production equipment, generate equipment hire enquiries and make it easier for customers to request quotations.</w:t>
+      </w:r>
+    </w:p>
+    <w:p>
+      <w:r>
+        <w:rPr>
+          <w:b/>
+          <w:bCs/>
+        </w:rPr>
+        <w:t>Objectives:</w:t>
+      </w:r>
+      <w:r>
+        <w:t xml:space="preserve"> Generate at least 20 online quotation enquiries per month; allow customers to browse available equipment; provide information about equipment hire services; allow customers to submit rental requirements; and improve communication between the company and potential customers.</w:t>
+      </w:r>
+    </w:p>
+    <w:p>
+      <w:r>
+        <w:rPr>
+          <w:b/>
+          <w:bCs/>
+        </w:rPr>
+        <w:t>KPIs:</w:t>
+      </w:r>
+      <w:r>
+        <w:t xml:space="preserve"> 500+ monthly website visitors; 20+ monthly enquiries; 10% enquiry conversion rate; increased enquiries through search engines and social media; and page loading below three seconds.</w:t>
       </w:r>
     </w:p>
     <w:p/>
@@ -669,51 +799,44 @@
           <w:b/>
           <w:bCs/>
         </w:rPr>
-        <w:t>2. Website Goals and Objectives</w:t>
-      </w:r>
-    </w:p>
-    <w:p>
-      <w:r>
-        <w:rPr>
-          <w:b/>
-          <w:bCs/>
-        </w:rPr>
-        <w:t>Goals:</w:t>
-      </w:r>
-      <w:r>
-        <w:t xml:space="preserve"> Increase </w:t>
-      </w:r>
-      <w:proofErr w:type="spellStart"/>
-      <w:r>
-        <w:t>Konka</w:t>
-      </w:r>
-      <w:proofErr w:type="spellEnd"/>
-      <w:r>
-        <w:t xml:space="preserve"> Productions' online visibility, showcase available production equipment, generate equipment hire enquiries and make it easier for customers to request quotations.</w:t>
-      </w:r>
-    </w:p>
-    <w:p>
-      <w:r>
-        <w:rPr>
-          <w:b/>
-          <w:bCs/>
-        </w:rPr>
-        <w:t>Objectives:</w:t>
-      </w:r>
-      <w:r>
-        <w:t xml:space="preserve"> Generate at least 20 online quotation enquiries per month; allow customers to browse available equipment; provide information about equipment hire services; allow customers to submit rental requirements; and improve communication between the company and potential customers.</w:t>
-      </w:r>
-    </w:p>
-    <w:p>
-      <w:r>
-        <w:rPr>
-          <w:b/>
-          <w:bCs/>
-        </w:rPr>
-        <w:t>KPIs:</w:t>
-      </w:r>
-      <w:r>
-        <w:t xml:space="preserve"> 500+ monthly website visitors; 20+ monthly enquiries; 10% enquiry conversion rate; increased enquiries through search engines and social media; and page loading below three seconds.</w:t>
+        <w:t>3. Current Website Analysis</w:t>
+      </w:r>
+    </w:p>
+    <w:p>
+      <w:r>
+        <w:rPr>
+          <w:b/>
+          <w:bCs/>
+        </w:rPr>
+        <w:t>Strengths:</w:t>
+      </w:r>
+      <w:r>
+        <w:t xml:space="preserve"> Production equipment is highly visual and can be effectively displayed through photographs; the company can serve different types of events; equipment hire provides opportunities for repeat customers; and event photographs can be used to demonstrate previous work.</w:t>
+      </w:r>
+    </w:p>
+    <w:p>
+      <w:r>
+        <w:rPr>
+          <w:b/>
+          <w:bCs/>
+        </w:rPr>
+        <w:lastRenderedPageBreak/>
+        <w:t>Weaknesses:</w:t>
+      </w:r>
+      <w:r>
+        <w:t xml:space="preserve"> Limited online visibility; customers may need to contact the company directly to find out what equipment is available; no centralised online quotation system; and limited ability to display equipment and services online.</w:t>
+      </w:r>
+    </w:p>
+    <w:p>
+      <w:r>
+        <w:rPr>
+          <w:b/>
+          <w:bCs/>
+        </w:rPr>
+        <w:t>Improvements:</w:t>
+      </w:r>
+      <w:r>
+        <w:t xml:space="preserve"> Develop a professional production website; create an equipment catalogue; provide equipment descriptions and rental information; introduce an online quotation form; display previous events and productions; provide clear contact information; and improve mobile usability and SEO.</w:t>
       </w:r>
     </w:p>
     <w:p/>
@@ -729,7 +852,168 @@
           <w:b/>
           <w:bCs/>
         </w:rPr>
-        <w:t>3. Current Website Analysis</w:t>
+        <w:t>4. Proposed Website Features and Functionality</w:t>
+      </w:r>
+    </w:p>
+    <w:p>
+      <w:r>
+        <w:rPr>
+          <w:b/>
+          <w:bCs/>
+        </w:rPr>
+        <w:t>Pages:</w:t>
+      </w:r>
+      <w:r>
+        <w:t xml:space="preserve"> Homepage, About Us, Equipment Hire, Services, Gallery/Events, Request a Quote and Contact.</w:t>
+      </w:r>
+    </w:p>
+    <w:p>
+      <w:r>
+        <w:rPr>
+          <w:b/>
+          <w:bCs/>
+        </w:rPr>
+        <w:t>Functionality:</w:t>
+      </w:r>
+      <w:r>
+        <w:t xml:space="preserve"> Equipment categories, equipment images and descriptions, rental enquiry forms, event production services, project/event gallery, quotation requests, contact forms, WhatsApp integration and social media links.</w:t>
+      </w:r>
+    </w:p>
+    <w:p>
+      <w:r>
+        <w:t>The equipment section will allow customers to browse different categories such as:</w:t>
+      </w:r>
+    </w:p>
+    <w:p>
+      <w:pPr>
+        <w:numPr>
+          <w:ilvl w:val="0"/>
+          <w:numId w:val="1"/>
+        </w:numPr>
+      </w:pPr>
+      <w:r>
+        <w:t xml:space="preserve">Sound systems </w:t>
+      </w:r>
+    </w:p>
+    <w:p>
+      <w:pPr>
+        <w:numPr>
+          <w:ilvl w:val="0"/>
+          <w:numId w:val="1"/>
+        </w:numPr>
+      </w:pPr>
+      <w:r>
+        <w:t xml:space="preserve">Stage hire </w:t>
+      </w:r>
+    </w:p>
+    <w:p>
+      <w:pPr>
+        <w:numPr>
+          <w:ilvl w:val="0"/>
+          <w:numId w:val="1"/>
+        </w:numPr>
+      </w:pPr>
+      <w:r>
+        <w:t xml:space="preserve">Lighting equipment </w:t>
+      </w:r>
+    </w:p>
+    <w:p>
+      <w:pPr>
+        <w:numPr>
+          <w:ilvl w:val="0"/>
+          <w:numId w:val="1"/>
+        </w:numPr>
+      </w:pPr>
+      <w:r>
+        <w:t xml:space="preserve">Speakers and microphones </w:t>
+      </w:r>
+    </w:p>
+    <w:p>
+      <w:pPr>
+        <w:numPr>
+          <w:ilvl w:val="0"/>
+          <w:numId w:val="1"/>
+        </w:numPr>
+      </w:pPr>
+      <w:r>
+        <w:t xml:space="preserve">DJ equipment </w:t>
+      </w:r>
+    </w:p>
+    <w:p>
+      <w:pPr>
+        <w:numPr>
+          <w:ilvl w:val="0"/>
+          <w:numId w:val="1"/>
+        </w:numPr>
+      </w:pPr>
+      <w:r>
+        <w:t xml:space="preserve">LED screens and displays </w:t>
+      </w:r>
+    </w:p>
+    <w:p>
+      <w:pPr>
+        <w:numPr>
+          <w:ilvl w:val="0"/>
+          <w:numId w:val="1"/>
+        </w:numPr>
+      </w:pPr>
+      <w:r>
+        <w:t xml:space="preserve">Trussing and event structures </w:t>
+      </w:r>
+    </w:p>
+    <w:p>
+      <w:pPr>
+        <w:numPr>
+          <w:ilvl w:val="0"/>
+          <w:numId w:val="1"/>
+        </w:numPr>
+      </w:pPr>
+      <w:r>
+        <w:t xml:space="preserve">Generators and power equipment </w:t>
+      </w:r>
+    </w:p>
+    <w:p>
+      <w:pPr>
+        <w:numPr>
+          <w:ilvl w:val="0"/>
+          <w:numId w:val="1"/>
+        </w:numPr>
+      </w:pPr>
+      <w:r>
+        <w:t xml:space="preserve">Event production equipment </w:t>
+      </w:r>
+    </w:p>
+    <w:p>
+      <w:r>
+        <w:t>Customers will be able to select the equipment or service they require and submit details such as the event type, event date, venue, equipment required and contact information.</w:t>
+      </w:r>
+    </w:p>
+    <w:p/>
+    <w:p>
+      <w:pPr>
+        <w:rPr>
+          <w:b/>
+          <w:bCs/>
+        </w:rPr>
+      </w:pPr>
+      <w:r>
+        <w:rPr>
+          <w:b/>
+          <w:bCs/>
+        </w:rPr>
+        <w:t>5. Design and User Experience</w:t>
+      </w:r>
+    </w:p>
+    <w:p>
+      <w:r>
+        <w:rPr>
+          <w:b/>
+          <w:bCs/>
+        </w:rPr>
+        <w:t>Aesthetic:</w:t>
+      </w:r>
+      <w:r>
+        <w:t xml:space="preserve"> Modern, professional, energetic and entertainment-focused, reflecting the production and events industry.</w:t>
       </w:r>
     </w:p>
     <w:p>
@@ -739,34 +1023,81 @@
           <w:bCs/>
         </w:rPr>
         <w:lastRenderedPageBreak/>
-        <w:t>Strengths:</w:t>
-      </w:r>
-      <w:r>
-        <w:t xml:space="preserve"> Production equipment is highly visual and can be effectively displayed through photographs; the company can serve different types of events; equipment hire provides opportunities for repeat customers; and event photographs can be used to demonstrate previous work.</w:t>
-      </w:r>
-    </w:p>
-    <w:p>
-      <w:r>
-        <w:rPr>
-          <w:b/>
-          <w:bCs/>
-        </w:rPr>
-        <w:t>Weaknesses:</w:t>
-      </w:r>
-      <w:r>
-        <w:t xml:space="preserve"> Limited online visibility; customers may need to contact the company directly to find out what equipment is available; no centralised online quotation system; and limited ability to display equipment and services online.</w:t>
-      </w:r>
-    </w:p>
-    <w:p>
-      <w:r>
-        <w:rPr>
-          <w:b/>
-          <w:bCs/>
-        </w:rPr>
-        <w:t>Improvements:</w:t>
-      </w:r>
-      <w:r>
-        <w:t xml:space="preserve"> Develop a professional production website; create an equipment catalogue; provide equipment descriptions and rental information; introduce an online quotation form; display previous events and productions; provide clear contact information; and improve mobile usability and SEO.</w:t>
+        <w:t>Colours:</w:t>
+      </w:r>
+      <w:r>
+        <w:t xml:space="preserve"> Black, White and Gold to create a premium production identity while keeping the website professional and easy to navigate.</w:t>
+      </w:r>
+    </w:p>
+    <w:p>
+      <w:r>
+        <w:rPr>
+          <w:b/>
+          <w:bCs/>
+        </w:rPr>
+        <w:t>Typography:</w:t>
+      </w:r>
+      <w:r>
+        <w:t xml:space="preserve"> Poppins for headings and Roboto for body text.</w:t>
+      </w:r>
+    </w:p>
+    <w:p>
+      <w:r>
+        <w:rPr>
+          <w:b/>
+          <w:bCs/>
+        </w:rPr>
+        <w:t>UX:</w:t>
+      </w:r>
+      <w:r>
+        <w:t xml:space="preserve"> Mobile-first design, simple navigation, large equipment photographs, clear equipment descriptions and prominent buttons such as </w:t>
+      </w:r>
+      <w:r>
+        <w:rPr>
+          <w:b/>
+          <w:bCs/>
+        </w:rPr>
+        <w:t>"Request a Quote"</w:t>
+      </w:r>
+      <w:r>
+        <w:t xml:space="preserve">, </w:t>
+      </w:r>
+      <w:r>
+        <w:rPr>
+          <w:b/>
+          <w:bCs/>
+        </w:rPr>
+        <w:t>"View Equipment"</w:t>
+      </w:r>
+      <w:r>
+        <w:t xml:space="preserve"> and </w:t>
+      </w:r>
+      <w:r>
+        <w:rPr>
+          <w:b/>
+          <w:bCs/>
+        </w:rPr>
+        <w:t>"Contact Us"</w:t>
+      </w:r>
+      <w:r>
+        <w:t>.</w:t>
+      </w:r>
+    </w:p>
+    <w:p>
+      <w:r>
+        <w:t>The website will use clear categories so customers can quickly find the type of equipment they need. Images will include suitable alternative text, while forms will use clear labels and simple fields.</w:t>
+      </w:r>
+    </w:p>
+    <w:p>
+      <w:r>
+        <w:rPr>
+          <w:b/>
+          <w:bCs/>
+        </w:rPr>
+        <w:t>Wireframes:</w:t>
+      </w:r>
+      <w:r>
+        <w:t xml:space="preserve"> Homepage showing the logo, navigation, hero section, production services, featured equipment, previous events, Request a Quote call-to-action and footer. Equipment/Services page showing equipment categories, photographs, descriptions, rental information, quotation button and footer.</w:t>
       </w:r>
     </w:p>
     <w:p/>
@@ -782,140 +1113,55 @@
           <w:b/>
           <w:bCs/>
         </w:rPr>
-        <w:t>4. Proposed Website Features and Functionality</w:t>
-      </w:r>
-    </w:p>
-    <w:p>
-      <w:r>
-        <w:rPr>
-          <w:b/>
-          <w:bCs/>
-        </w:rPr>
-        <w:t>Pages:</w:t>
-      </w:r>
-      <w:r>
-        <w:t xml:space="preserve"> Homepage, About Us, Equipment Hire, Services, Gallery/Events, Request a Quote and Contact.</w:t>
-      </w:r>
-    </w:p>
-    <w:p>
-      <w:r>
-        <w:rPr>
-          <w:b/>
-          <w:bCs/>
-        </w:rPr>
-        <w:t>Functionality:</w:t>
-      </w:r>
-      <w:r>
-        <w:t xml:space="preserve"> Equipment categories, equipment images and descriptions, rental enquiry forms, event production services, project/event gallery, quotation requests, contact forms, WhatsApp integration and social media links.</w:t>
-      </w:r>
-    </w:p>
-    <w:p>
-      <w:r>
-        <w:t>The equipment section will allow customers to browse different categories such as:</w:t>
-      </w:r>
-    </w:p>
-    <w:p>
-      <w:pPr>
-        <w:numPr>
-          <w:ilvl w:val="0"/>
-          <w:numId w:val="1"/>
-        </w:numPr>
-      </w:pPr>
-      <w:r>
-        <w:t xml:space="preserve">Sound systems </w:t>
-      </w:r>
-    </w:p>
-    <w:p>
-      <w:pPr>
-        <w:numPr>
-          <w:ilvl w:val="0"/>
-          <w:numId w:val="1"/>
-        </w:numPr>
-      </w:pPr>
-      <w:r>
-        <w:t xml:space="preserve">Stage hire </w:t>
-      </w:r>
-    </w:p>
-    <w:p>
-      <w:pPr>
-        <w:numPr>
-          <w:ilvl w:val="0"/>
-          <w:numId w:val="1"/>
-        </w:numPr>
-      </w:pPr>
-      <w:r>
-        <w:t xml:space="preserve">Lighting equipment </w:t>
-      </w:r>
-    </w:p>
-    <w:p>
-      <w:pPr>
-        <w:numPr>
-          <w:ilvl w:val="0"/>
-          <w:numId w:val="1"/>
-        </w:numPr>
-      </w:pPr>
-      <w:r>
-        <w:t xml:space="preserve">Speakers and microphones </w:t>
-      </w:r>
-    </w:p>
-    <w:p>
-      <w:pPr>
-        <w:numPr>
-          <w:ilvl w:val="0"/>
-          <w:numId w:val="1"/>
-        </w:numPr>
-      </w:pPr>
-      <w:r>
-        <w:t xml:space="preserve">DJ equipment </w:t>
-      </w:r>
-    </w:p>
-    <w:p>
-      <w:pPr>
-        <w:numPr>
-          <w:ilvl w:val="0"/>
-          <w:numId w:val="1"/>
-        </w:numPr>
-      </w:pPr>
-      <w:r>
-        <w:t xml:space="preserve">LED screens and displays </w:t>
-      </w:r>
-    </w:p>
-    <w:p>
-      <w:pPr>
-        <w:numPr>
-          <w:ilvl w:val="0"/>
-          <w:numId w:val="1"/>
-        </w:numPr>
-      </w:pPr>
-      <w:r>
-        <w:t xml:space="preserve">Trussing and event structures </w:t>
-      </w:r>
-    </w:p>
-    <w:p>
-      <w:pPr>
-        <w:numPr>
-          <w:ilvl w:val="0"/>
-          <w:numId w:val="1"/>
-        </w:numPr>
-      </w:pPr>
-      <w:r>
-        <w:t xml:space="preserve">Generators and power equipment </w:t>
-      </w:r>
-    </w:p>
-    <w:p>
-      <w:pPr>
-        <w:numPr>
-          <w:ilvl w:val="0"/>
-          <w:numId w:val="1"/>
-        </w:numPr>
-      </w:pPr>
-      <w:r>
-        <w:t xml:space="preserve">Event production equipment </w:t>
-      </w:r>
-    </w:p>
-    <w:p>
-      <w:r>
-        <w:t>Customers will be able to select the equipment or service they require and submit details such as the event type, event date, venue, equipment required and contact information.</w:t>
+        <w:t>6. Technical Requirements</w:t>
+      </w:r>
+    </w:p>
+    <w:p>
+      <w:r>
+        <w:rPr>
+          <w:b/>
+          <w:bCs/>
+        </w:rPr>
+        <w:t>Hosting:</w:t>
+      </w:r>
+      <w:r>
+        <w:t xml:space="preserve"> Reliable web hosting with SSL certification, regular backups and sufficient storage for equipment and event photographs.</w:t>
+      </w:r>
+    </w:p>
+    <w:p>
+      <w:r>
+        <w:rPr>
+          <w:b/>
+          <w:bCs/>
+        </w:rPr>
+        <w:t>Domain:</w:t>
+      </w:r>
+      <w:r>
+        <w:t xml:space="preserve"> www.konkaproductions.co.za</w:t>
+      </w:r>
+    </w:p>
+    <w:p>
+      <w:r>
+        <w:rPr>
+          <w:b/>
+          <w:bCs/>
+        </w:rPr>
+        <w:t>Technologies:</w:t>
+      </w:r>
+      <w:r>
+        <w:t xml:space="preserve"> HTML5, CSS3 and JavaScript for front-end development. Visual Studio Code will be used for development and Git/GitHub for version control.</w:t>
+      </w:r>
+    </w:p>
+    <w:p>
+      <w:r>
+        <w:rPr>
+          <w:b/>
+          <w:bCs/>
+        </w:rPr>
+        <w:t>SEO:</w:t>
+      </w:r>
+      <w:r>
+        <w:t xml:space="preserve"> Descriptive page titles, headings, relevant production and equipment-hire keywords, image alt text, internal links and an XML sitemap.</w:t>
       </w:r>
     </w:p>
     <w:p/>
@@ -931,182 +1177,6 @@
           <w:b/>
           <w:bCs/>
         </w:rPr>
-        <w:lastRenderedPageBreak/>
-        <w:t>5. Design and User Experience</w:t>
-      </w:r>
-    </w:p>
-    <w:p>
-      <w:r>
-        <w:rPr>
-          <w:b/>
-          <w:bCs/>
-        </w:rPr>
-        <w:t>Aesthetic:</w:t>
-      </w:r>
-      <w:r>
-        <w:t xml:space="preserve"> Modern, professional, energetic and entertainment-focused, reflecting the production and events industry.</w:t>
-      </w:r>
-    </w:p>
-    <w:p>
-      <w:r>
-        <w:rPr>
-          <w:b/>
-          <w:bCs/>
-        </w:rPr>
-        <w:t>Colours:</w:t>
-      </w:r>
-      <w:r>
-        <w:t xml:space="preserve"> Black, White and Gold to create a premium production identity while keeping the website professional and easy to navigate.</w:t>
-      </w:r>
-    </w:p>
-    <w:p>
-      <w:r>
-        <w:rPr>
-          <w:b/>
-          <w:bCs/>
-        </w:rPr>
-        <w:t>Typography:</w:t>
-      </w:r>
-      <w:r>
-        <w:t xml:space="preserve"> Poppins for headings and Roboto for body text.</w:t>
-      </w:r>
-    </w:p>
-    <w:p>
-      <w:r>
-        <w:rPr>
-          <w:b/>
-          <w:bCs/>
-        </w:rPr>
-        <w:t>UX:</w:t>
-      </w:r>
-      <w:r>
-        <w:t xml:space="preserve"> Mobile-first design, simple navigation, large equipment photographs, clear equipment descriptions and prominent buttons such as </w:t>
-      </w:r>
-      <w:r>
-        <w:rPr>
-          <w:b/>
-          <w:bCs/>
-        </w:rPr>
-        <w:t>"Request a Quote"</w:t>
-      </w:r>
-      <w:r>
-        <w:t xml:space="preserve">, </w:t>
-      </w:r>
-      <w:r>
-        <w:rPr>
-          <w:b/>
-          <w:bCs/>
-        </w:rPr>
-        <w:t>"View Equipment"</w:t>
-      </w:r>
-      <w:r>
-        <w:t xml:space="preserve"> and </w:t>
-      </w:r>
-      <w:r>
-        <w:rPr>
-          <w:b/>
-          <w:bCs/>
-        </w:rPr>
-        <w:t>"Contact Us"</w:t>
-      </w:r>
-      <w:r>
-        <w:t>.</w:t>
-      </w:r>
-    </w:p>
-    <w:p>
-      <w:r>
-        <w:t>The website will use clear categories so customers can quickly find the type of equipment they need. Images will include suitable alternative text, while forms will use clear labels and simple fields.</w:t>
-      </w:r>
-    </w:p>
-    <w:p>
-      <w:r>
-        <w:rPr>
-          <w:b/>
-          <w:bCs/>
-        </w:rPr>
-        <w:t>Wireframes:</w:t>
-      </w:r>
-      <w:r>
-        <w:t xml:space="preserve"> Homepage showing the logo, navigation, hero section, production services, featured equipment, previous events, Request a Quote call-to-action and footer. Equipment/Services page showing equipment categories, photographs, descriptions, rental information, quotation button and footer.</w:t>
-      </w:r>
-    </w:p>
-    <w:p/>
-    <w:p>
-      <w:pPr>
-        <w:rPr>
-          <w:b/>
-          <w:bCs/>
-        </w:rPr>
-      </w:pPr>
-      <w:r>
-        <w:rPr>
-          <w:b/>
-          <w:bCs/>
-        </w:rPr>
-        <w:t>6. Technical Requirements</w:t>
-      </w:r>
-    </w:p>
-    <w:p>
-      <w:r>
-        <w:rPr>
-          <w:b/>
-          <w:bCs/>
-        </w:rPr>
-        <w:t>Hosting:</w:t>
-      </w:r>
-      <w:r>
-        <w:t xml:space="preserve"> Reliable web hosting with SSL certification, regular backups and sufficient storage for equipment and event photographs.</w:t>
-      </w:r>
-    </w:p>
-    <w:p>
-      <w:r>
-        <w:rPr>
-          <w:b/>
-          <w:bCs/>
-        </w:rPr>
-        <w:t>Domain:</w:t>
-      </w:r>
-      <w:r>
-        <w:t xml:space="preserve"> www.konkaproductions.co.za</w:t>
-      </w:r>
-    </w:p>
-    <w:p>
-      <w:r>
-        <w:rPr>
-          <w:b/>
-          <w:bCs/>
-        </w:rPr>
-        <w:t>Technologies:</w:t>
-      </w:r>
-      <w:r>
-        <w:t xml:space="preserve"> HTML5, CSS3 and JavaScript for front-end development. Visual Studio Code will be used for development and Git/GitHub for version control.</w:t>
-      </w:r>
-    </w:p>
-    <w:p>
-      <w:r>
-        <w:rPr>
-          <w:b/>
-          <w:bCs/>
-        </w:rPr>
-        <w:t>SEO:</w:t>
-      </w:r>
-      <w:r>
-        <w:t xml:space="preserve"> Descriptive page titles, headings, relevant production and equipment-hire keywords, image alt text, internal links and an XML sitemap.</w:t>
-      </w:r>
-    </w:p>
-    <w:p/>
-    <w:p>
-      <w:pPr>
-        <w:rPr>
-          <w:b/>
-          <w:bCs/>
-        </w:rPr>
-      </w:pPr>
-      <w:r>
-        <w:rPr>
-          <w:b/>
-          <w:bCs/>
-        </w:rPr>
         <w:t>7. Timeline and Milestones</w:t>
       </w:r>
     </w:p>
@@ -1152,7 +1222,6 @@
           <w:b/>
           <w:bCs/>
         </w:rPr>
-        <w:lastRenderedPageBreak/>
         <w:t>Week 4:</w:t>
       </w:r>
       <w:r>
@@ -1505,7 +1574,6 @@
     </w:p>
     <w:p>
       <w:r>
-        <w:lastRenderedPageBreak/>
         <w:t xml:space="preserve">HubSpot, 2026. </w:t>
       </w:r>
       <w:r>
@@ -1748,39 +1816,50 @@
         </w:numPr>
       </w:pPr>
       <w:r>
+        <w:t xml:space="preserve">Provide an online enquiry or order form. </w:t>
+      </w:r>
+    </w:p>
+    <w:p>
+      <w:pPr>
+        <w:numPr>
+          <w:ilvl w:val="0"/>
+          <w:numId w:val="3"/>
+        </w:numPr>
+      </w:pPr>
+      <w:r>
+        <w:t xml:space="preserve">Provide clear product and contact information. </w:t>
+      </w:r>
+    </w:p>
+    <w:p>
+      <w:pPr>
+        <w:numPr>
+          <w:ilvl w:val="0"/>
+          <w:numId w:val="3"/>
+        </w:numPr>
+      </w:pPr>
+      <w:r>
+        <w:t xml:space="preserve">Promote new products, specials and popular gadgets. </w:t>
+      </w:r>
+    </w:p>
+    <w:p>
+      <w:r>
+        <w:rPr>
+          <w:b/>
+          <w:bCs/>
+        </w:rPr>
+        <w:t>KPIs:</w:t>
+      </w:r>
+    </w:p>
+    <w:p>
+      <w:pPr>
+        <w:numPr>
+          <w:ilvl w:val="0"/>
+          <w:numId w:val="4"/>
+        </w:numPr>
+      </w:pPr>
+      <w:r>
         <w:lastRenderedPageBreak/>
-        <w:t xml:space="preserve">Provide an online enquiry or order form. </w:t>
-      </w:r>
-    </w:p>
-    <w:p>
-      <w:pPr>
-        <w:numPr>
-          <w:ilvl w:val="0"/>
-          <w:numId w:val="3"/>
-        </w:numPr>
-      </w:pPr>
-      <w:r>
-        <w:t xml:space="preserve">Provide clear product and contact information. </w:t>
-      </w:r>
-    </w:p>
-    <w:p>
-      <w:pPr>
-        <w:numPr>
-          <w:ilvl w:val="0"/>
-          <w:numId w:val="3"/>
-        </w:numPr>
-      </w:pPr>
-      <w:r>
-        <w:t xml:space="preserve">Promote new products, specials and popular gadgets. </w:t>
-      </w:r>
-    </w:p>
-    <w:p>
-      <w:r>
-        <w:rPr>
-          <w:b/>
-          <w:bCs/>
-        </w:rPr>
-        <w:t>KPIs:</w:t>
+        <w:t xml:space="preserve">500+ monthly website visitors. </w:t>
       </w:r>
     </w:p>
     <w:p>
@@ -1791,7 +1870,7 @@
         </w:numPr>
       </w:pPr>
       <w:r>
-        <w:t xml:space="preserve">500+ monthly website visitors. </w:t>
+        <w:t xml:space="preserve">30+ monthly product enquiries or orders. </w:t>
       </w:r>
     </w:p>
     <w:p>
@@ -1802,7 +1881,7 @@
         </w:numPr>
       </w:pPr>
       <w:r>
-        <w:t xml:space="preserve">30+ monthly product enquiries or orders. </w:t>
+        <w:t xml:space="preserve">10% enquiry conversion rate. </w:t>
       </w:r>
     </w:p>
     <w:p>
@@ -1813,7 +1892,7 @@
         </w:numPr>
       </w:pPr>
       <w:r>
-        <w:t xml:space="preserve">10% enquiry conversion rate. </w:t>
+        <w:t xml:space="preserve">Increased enquiries from search engines and social media. </w:t>
       </w:r>
     </w:p>
     <w:p>
@@ -1824,17 +1903,6 @@
         </w:numPr>
       </w:pPr>
       <w:r>
-        <w:t xml:space="preserve">Increased enquiries from search engines and social media. </w:t>
-      </w:r>
-    </w:p>
-    <w:p>
-      <w:pPr>
-        <w:numPr>
-          <w:ilvl w:val="0"/>
-          <w:numId w:val="4"/>
-        </w:numPr>
-      </w:pPr>
-      <w:r>
         <w:t xml:space="preserve">Page loading below three seconds. </w:t>
       </w:r>
     </w:p>
@@ -2032,19 +2100,344 @@
         </w:numPr>
       </w:pPr>
       <w:r>
+        <w:t xml:space="preserve">Add WhatsApp and social media integration. </w:t>
+      </w:r>
+    </w:p>
+    <w:p>
+      <w:pPr>
+        <w:numPr>
+          <w:ilvl w:val="0"/>
+          <w:numId w:val="7"/>
+        </w:numPr>
+      </w:pPr>
+      <w:r>
+        <w:t xml:space="preserve">Improve mobile usability and SEO. </w:t>
+      </w:r>
+    </w:p>
+    <w:p/>
+    <w:p>
+      <w:pPr>
+        <w:rPr>
+          <w:b/>
+          <w:bCs/>
+        </w:rPr>
+      </w:pPr>
+      <w:r>
+        <w:rPr>
+          <w:b/>
+          <w:bCs/>
+        </w:rPr>
+        <w:t>4. Proposed Website Features and Functionality</w:t>
+      </w:r>
+    </w:p>
+    <w:p>
+      <w:pPr>
+        <w:rPr>
+          <w:b/>
+          <w:bCs/>
+        </w:rPr>
+      </w:pPr>
+      <w:r>
+        <w:rPr>
+          <w:b/>
+          <w:bCs/>
+        </w:rPr>
         <w:lastRenderedPageBreak/>
-        <w:t xml:space="preserve">Add WhatsApp and social media integration. </w:t>
-      </w:r>
-    </w:p>
-    <w:p>
-      <w:pPr>
-        <w:numPr>
-          <w:ilvl w:val="0"/>
-          <w:numId w:val="7"/>
-        </w:numPr>
-      </w:pPr>
-      <w:r>
-        <w:t xml:space="preserve">Improve mobile usability and SEO. </w:t>
+        <w:t>4.1 Website Pages</w:t>
+      </w:r>
+    </w:p>
+    <w:p>
+      <w:r>
+        <w:t xml:space="preserve">The website will contain </w:t>
+      </w:r>
+      <w:r>
+        <w:rPr>
+          <w:b/>
+          <w:bCs/>
+        </w:rPr>
+        <w:t>five main pages</w:t>
+      </w:r>
+      <w:r>
+        <w:t>:</w:t>
+      </w:r>
+    </w:p>
+    <w:p>
+      <w:pPr>
+        <w:numPr>
+          <w:ilvl w:val="0"/>
+          <w:numId w:val="8"/>
+        </w:numPr>
+      </w:pPr>
+      <w:r>
+        <w:rPr>
+          <w:b/>
+          <w:bCs/>
+        </w:rPr>
+        <w:t>Home</w:t>
+      </w:r>
+      <w:r>
+        <w:t xml:space="preserve"> </w:t>
+      </w:r>
+    </w:p>
+    <w:p>
+      <w:pPr>
+        <w:numPr>
+          <w:ilvl w:val="0"/>
+          <w:numId w:val="8"/>
+        </w:numPr>
+      </w:pPr>
+      <w:r>
+        <w:rPr>
+          <w:b/>
+          <w:bCs/>
+        </w:rPr>
+        <w:t>About Us</w:t>
+      </w:r>
+      <w:r>
+        <w:t xml:space="preserve"> </w:t>
+      </w:r>
+    </w:p>
+    <w:p>
+      <w:pPr>
+        <w:numPr>
+          <w:ilvl w:val="0"/>
+          <w:numId w:val="8"/>
+        </w:numPr>
+      </w:pPr>
+      <w:r>
+        <w:rPr>
+          <w:b/>
+          <w:bCs/>
+        </w:rPr>
+        <w:t>Products</w:t>
+      </w:r>
+      <w:r>
+        <w:t xml:space="preserve"> </w:t>
+      </w:r>
+    </w:p>
+    <w:p>
+      <w:pPr>
+        <w:numPr>
+          <w:ilvl w:val="0"/>
+          <w:numId w:val="8"/>
+        </w:numPr>
+      </w:pPr>
+      <w:r>
+        <w:rPr>
+          <w:b/>
+          <w:bCs/>
+        </w:rPr>
+        <w:t>Order Online</w:t>
+      </w:r>
+      <w:r>
+        <w:t xml:space="preserve"> </w:t>
+      </w:r>
+    </w:p>
+    <w:p>
+      <w:pPr>
+        <w:numPr>
+          <w:ilvl w:val="0"/>
+          <w:numId w:val="8"/>
+        </w:numPr>
+      </w:pPr>
+      <w:r>
+        <w:rPr>
+          <w:b/>
+          <w:bCs/>
+        </w:rPr>
+        <w:t>Contact Us</w:t>
+      </w:r>
+      <w:r>
+        <w:t xml:space="preserve"> </w:t>
+      </w:r>
+    </w:p>
+    <w:p>
+      <w:pPr>
+        <w:rPr>
+          <w:b/>
+          <w:bCs/>
+        </w:rPr>
+      </w:pPr>
+      <w:r>
+        <w:rPr>
+          <w:b/>
+          <w:bCs/>
+        </w:rPr>
+        <w:t>4.2 Website Functionality</w:t>
+      </w:r>
+    </w:p>
+    <w:p>
+      <w:r>
+        <w:t>The website will include:</w:t>
+      </w:r>
+    </w:p>
+    <w:p>
+      <w:pPr>
+        <w:numPr>
+          <w:ilvl w:val="0"/>
+          <w:numId w:val="9"/>
+        </w:numPr>
+      </w:pPr>
+      <w:r>
+        <w:t xml:space="preserve">Product categories. </w:t>
+      </w:r>
+    </w:p>
+    <w:p>
+      <w:pPr>
+        <w:numPr>
+          <w:ilvl w:val="0"/>
+          <w:numId w:val="9"/>
+        </w:numPr>
+      </w:pPr>
+      <w:r>
+        <w:t xml:space="preserve">Product images. </w:t>
+      </w:r>
+    </w:p>
+    <w:p>
+      <w:pPr>
+        <w:numPr>
+          <w:ilvl w:val="0"/>
+          <w:numId w:val="9"/>
+        </w:numPr>
+      </w:pPr>
+      <w:r>
+        <w:t xml:space="preserve">Product names and descriptions. </w:t>
+      </w:r>
+    </w:p>
+    <w:p>
+      <w:pPr>
+        <w:numPr>
+          <w:ilvl w:val="0"/>
+          <w:numId w:val="9"/>
+        </w:numPr>
+      </w:pPr>
+      <w:r>
+        <w:t xml:space="preserve">Product prices. </w:t>
+      </w:r>
+    </w:p>
+    <w:p>
+      <w:pPr>
+        <w:numPr>
+          <w:ilvl w:val="0"/>
+          <w:numId w:val="9"/>
+        </w:numPr>
+      </w:pPr>
+      <w:r>
+        <w:t xml:space="preserve">Search functionality. </w:t>
+      </w:r>
+    </w:p>
+    <w:p>
+      <w:pPr>
+        <w:numPr>
+          <w:ilvl w:val="0"/>
+          <w:numId w:val="9"/>
+        </w:numPr>
+      </w:pPr>
+      <w:r>
+        <w:t xml:space="preserve">Product filtering. </w:t>
+      </w:r>
+    </w:p>
+    <w:p>
+      <w:pPr>
+        <w:numPr>
+          <w:ilvl w:val="0"/>
+          <w:numId w:val="9"/>
+        </w:numPr>
+      </w:pPr>
+      <w:r>
+        <w:t xml:space="preserve">Shopping or order enquiry functionality. </w:t>
+      </w:r>
+    </w:p>
+    <w:p>
+      <w:pPr>
+        <w:numPr>
+          <w:ilvl w:val="0"/>
+          <w:numId w:val="9"/>
+        </w:numPr>
+      </w:pPr>
+      <w:r>
+        <w:t xml:space="preserve">Order form. </w:t>
+      </w:r>
+    </w:p>
+    <w:p>
+      <w:pPr>
+        <w:numPr>
+          <w:ilvl w:val="0"/>
+          <w:numId w:val="9"/>
+        </w:numPr>
+      </w:pPr>
+      <w:r>
+        <w:t xml:space="preserve">Contact form. </w:t>
+      </w:r>
+    </w:p>
+    <w:p>
+      <w:pPr>
+        <w:numPr>
+          <w:ilvl w:val="0"/>
+          <w:numId w:val="9"/>
+        </w:numPr>
+      </w:pPr>
+      <w:r>
+        <w:t xml:space="preserve">WhatsApp integration. </w:t>
+      </w:r>
+    </w:p>
+    <w:p>
+      <w:pPr>
+        <w:numPr>
+          <w:ilvl w:val="0"/>
+          <w:numId w:val="9"/>
+        </w:numPr>
+      </w:pPr>
+      <w:r>
+        <w:t xml:space="preserve">Social media links. </w:t>
+      </w:r>
+    </w:p>
+    <w:p>
+      <w:pPr>
+        <w:numPr>
+          <w:ilvl w:val="0"/>
+          <w:numId w:val="9"/>
+        </w:numPr>
+      </w:pPr>
+      <w:r>
+        <w:t xml:space="preserve">Promotional banners. </w:t>
+      </w:r>
+    </w:p>
+    <w:p>
+      <w:pPr>
+        <w:numPr>
+          <w:ilvl w:val="0"/>
+          <w:numId w:val="9"/>
+        </w:numPr>
+      </w:pPr>
+      <w:r>
+        <w:t xml:space="preserve">Featured products. </w:t>
+      </w:r>
+    </w:p>
+    <w:p>
+      <w:pPr>
+        <w:numPr>
+          <w:ilvl w:val="0"/>
+          <w:numId w:val="9"/>
+        </w:numPr>
+      </w:pPr>
+      <w:r>
+        <w:t xml:space="preserve">Responsive mobile design. </w:t>
+      </w:r>
+    </w:p>
+    <w:p>
+      <w:r>
+        <w:t xml:space="preserve">The Products page will allow customers to view different gadget categories such as </w:t>
+      </w:r>
+      <w:r>
+        <w:rPr>
+          <w:b/>
+          <w:bCs/>
+        </w:rPr>
+        <w:t>Audio, Mobile Accessories, Smart Devices, Computer Accessories and Power Accessories</w:t>
+      </w:r>
+      <w:r>
+        <w:t>.</w:t>
       </w:r>
     </w:p>
     <w:p/>
@@ -2060,398 +2453,189 @@
           <w:b/>
           <w:bCs/>
         </w:rPr>
-        <w:t>4. Proposed Website Features and Functionality</w:t>
-      </w:r>
-    </w:p>
-    <w:p>
-      <w:pPr>
-        <w:rPr>
-          <w:b/>
-          <w:bCs/>
-        </w:rPr>
-      </w:pPr>
-      <w:r>
-        <w:rPr>
-          <w:b/>
-          <w:bCs/>
-        </w:rPr>
-        <w:t>4.1 Website Pages</w:t>
-      </w:r>
-    </w:p>
-    <w:p>
-      <w:r>
-        <w:t xml:space="preserve">The website will contain </w:t>
-      </w:r>
-      <w:r>
-        <w:rPr>
-          <w:b/>
-          <w:bCs/>
-        </w:rPr>
-        <w:t>five main pages</w:t>
-      </w:r>
-      <w:r>
-        <w:t>:</w:t>
-      </w:r>
-    </w:p>
-    <w:p>
-      <w:pPr>
-        <w:numPr>
-          <w:ilvl w:val="0"/>
-          <w:numId w:val="8"/>
-        </w:numPr>
-      </w:pPr>
-      <w:r>
-        <w:rPr>
-          <w:b/>
-          <w:bCs/>
-        </w:rPr>
-        <w:t>Home</w:t>
-      </w:r>
-      <w:r>
-        <w:t xml:space="preserve"> </w:t>
-      </w:r>
-    </w:p>
-    <w:p>
-      <w:pPr>
-        <w:numPr>
-          <w:ilvl w:val="0"/>
-          <w:numId w:val="8"/>
-        </w:numPr>
-      </w:pPr>
-      <w:r>
-        <w:rPr>
-          <w:b/>
-          <w:bCs/>
-        </w:rPr>
-        <w:t>About Us</w:t>
-      </w:r>
-      <w:r>
-        <w:t xml:space="preserve"> </w:t>
-      </w:r>
-    </w:p>
-    <w:p>
-      <w:pPr>
-        <w:numPr>
-          <w:ilvl w:val="0"/>
-          <w:numId w:val="8"/>
-        </w:numPr>
-      </w:pPr>
-      <w:r>
-        <w:rPr>
-          <w:b/>
-          <w:bCs/>
-        </w:rPr>
-        <w:t>Products</w:t>
-      </w:r>
-      <w:r>
-        <w:t xml:space="preserve"> </w:t>
-      </w:r>
-    </w:p>
-    <w:p>
-      <w:pPr>
-        <w:numPr>
-          <w:ilvl w:val="0"/>
-          <w:numId w:val="8"/>
-        </w:numPr>
-      </w:pPr>
-      <w:r>
-        <w:rPr>
-          <w:b/>
-          <w:bCs/>
-        </w:rPr>
-        <w:t>Order Online</w:t>
-      </w:r>
-      <w:r>
-        <w:t xml:space="preserve"> </w:t>
-      </w:r>
-    </w:p>
-    <w:p>
-      <w:pPr>
-        <w:numPr>
-          <w:ilvl w:val="0"/>
-          <w:numId w:val="8"/>
-        </w:numPr>
-      </w:pPr>
-      <w:r>
-        <w:rPr>
-          <w:b/>
-          <w:bCs/>
-        </w:rPr>
-        <w:t>Contact Us</w:t>
-      </w:r>
-      <w:r>
-        <w:t xml:space="preserve"> </w:t>
-      </w:r>
-    </w:p>
-    <w:p>
-      <w:pPr>
-        <w:rPr>
-          <w:b/>
-          <w:bCs/>
-        </w:rPr>
-      </w:pPr>
-      <w:r>
-        <w:rPr>
-          <w:b/>
-          <w:bCs/>
-        </w:rPr>
-        <w:t>4.2 Website Functionality</w:t>
-      </w:r>
-    </w:p>
-    <w:p>
-      <w:r>
-        <w:t>The website will include:</w:t>
-      </w:r>
-    </w:p>
-    <w:p>
-      <w:pPr>
-        <w:numPr>
-          <w:ilvl w:val="0"/>
-          <w:numId w:val="9"/>
-        </w:numPr>
-      </w:pPr>
-      <w:r>
-        <w:t xml:space="preserve">Product categories. </w:t>
-      </w:r>
-    </w:p>
-    <w:p>
-      <w:pPr>
-        <w:numPr>
-          <w:ilvl w:val="0"/>
-          <w:numId w:val="9"/>
-        </w:numPr>
-      </w:pPr>
-      <w:r>
-        <w:t xml:space="preserve">Product images. </w:t>
-      </w:r>
-    </w:p>
-    <w:p>
-      <w:pPr>
-        <w:numPr>
-          <w:ilvl w:val="0"/>
-          <w:numId w:val="9"/>
-        </w:numPr>
-      </w:pPr>
-      <w:r>
-        <w:t xml:space="preserve">Product names and descriptions. </w:t>
-      </w:r>
-    </w:p>
-    <w:p>
-      <w:pPr>
-        <w:numPr>
-          <w:ilvl w:val="0"/>
-          <w:numId w:val="9"/>
-        </w:numPr>
-      </w:pPr>
-      <w:r>
-        <w:t xml:space="preserve">Product prices. </w:t>
-      </w:r>
-    </w:p>
-    <w:p>
-      <w:pPr>
-        <w:numPr>
-          <w:ilvl w:val="0"/>
-          <w:numId w:val="9"/>
-        </w:numPr>
-      </w:pPr>
-      <w:r>
-        <w:t xml:space="preserve">Search functionality. </w:t>
-      </w:r>
-    </w:p>
-    <w:p>
-      <w:pPr>
-        <w:numPr>
-          <w:ilvl w:val="0"/>
-          <w:numId w:val="9"/>
-        </w:numPr>
-      </w:pPr>
-      <w:r>
-        <w:t xml:space="preserve">Product filtering. </w:t>
-      </w:r>
-    </w:p>
-    <w:p>
-      <w:pPr>
-        <w:numPr>
-          <w:ilvl w:val="0"/>
-          <w:numId w:val="9"/>
-        </w:numPr>
-      </w:pPr>
-      <w:r>
-        <w:t xml:space="preserve">Shopping or order enquiry functionality. </w:t>
-      </w:r>
-    </w:p>
-    <w:p>
-      <w:pPr>
-        <w:numPr>
-          <w:ilvl w:val="0"/>
-          <w:numId w:val="9"/>
-        </w:numPr>
-      </w:pPr>
-      <w:r>
-        <w:t xml:space="preserve">Order form. </w:t>
-      </w:r>
-    </w:p>
-    <w:p>
-      <w:pPr>
-        <w:numPr>
-          <w:ilvl w:val="0"/>
-          <w:numId w:val="9"/>
-        </w:numPr>
-      </w:pPr>
-      <w:r>
-        <w:t xml:space="preserve">Contact form. </w:t>
-      </w:r>
-    </w:p>
-    <w:p>
-      <w:pPr>
-        <w:numPr>
-          <w:ilvl w:val="0"/>
-          <w:numId w:val="9"/>
-        </w:numPr>
-      </w:pPr>
-      <w:r>
-        <w:t xml:space="preserve">WhatsApp integration. </w:t>
-      </w:r>
-    </w:p>
-    <w:p>
-      <w:pPr>
-        <w:numPr>
-          <w:ilvl w:val="0"/>
-          <w:numId w:val="9"/>
-        </w:numPr>
-      </w:pPr>
-      <w:r>
-        <w:t xml:space="preserve">Social media links. </w:t>
-      </w:r>
-    </w:p>
-    <w:p>
-      <w:pPr>
-        <w:numPr>
-          <w:ilvl w:val="0"/>
-          <w:numId w:val="9"/>
-        </w:numPr>
-      </w:pPr>
-      <w:r>
-        <w:t xml:space="preserve">Promotional banners. </w:t>
-      </w:r>
-    </w:p>
-    <w:p>
-      <w:pPr>
-        <w:numPr>
-          <w:ilvl w:val="0"/>
-          <w:numId w:val="9"/>
-        </w:numPr>
-      </w:pPr>
-      <w:r>
-        <w:t xml:space="preserve">Featured products. </w:t>
-      </w:r>
-    </w:p>
-    <w:p>
-      <w:pPr>
-        <w:numPr>
-          <w:ilvl w:val="0"/>
-          <w:numId w:val="9"/>
-        </w:numPr>
-      </w:pPr>
-      <w:r>
-        <w:t xml:space="preserve">Responsive mobile design. </w:t>
-      </w:r>
-    </w:p>
-    <w:p>
-      <w:r>
+        <w:t>5. Design and User Experience</w:t>
+      </w:r>
+    </w:p>
+    <w:p>
+      <w:r>
+        <w:rPr>
+          <w:b/>
+          <w:bCs/>
+        </w:rPr>
         <w:lastRenderedPageBreak/>
-        <w:t xml:space="preserve">The Products page will allow customers to view different gadget categories such as </w:t>
-      </w:r>
-      <w:r>
-        <w:rPr>
-          <w:b/>
-          <w:bCs/>
-        </w:rPr>
-        <w:t>Audio, Mobile Accessories, Smart Devices, Computer Accessories and Power Accessories</w:t>
+        <w:t>Aesthetic:</w:t>
+      </w:r>
+      <w:r>
+        <w:t xml:space="preserve"> Modern, clean and technology-focused, creating a professional online shopping experience.</w:t>
+      </w:r>
+    </w:p>
+    <w:p>
+      <w:r>
+        <w:rPr>
+          <w:b/>
+          <w:bCs/>
+        </w:rPr>
+        <w:t>Colours:</w:t>
+      </w:r>
+      <w:r>
+        <w:t xml:space="preserve"> Black, White and Electric Blue to create a modern technology-inspired visual identity.</w:t>
+      </w:r>
+    </w:p>
+    <w:p>
+      <w:r>
+        <w:rPr>
+          <w:b/>
+          <w:bCs/>
+        </w:rPr>
+        <w:t>Typography:</w:t>
+      </w:r>
+      <w:r>
+        <w:t xml:space="preserve"> Poppins for headings and Roboto for body text.</w:t>
+      </w:r>
+    </w:p>
+    <w:p>
+      <w:r>
+        <w:rPr>
+          <w:b/>
+          <w:bCs/>
+        </w:rPr>
+        <w:t>UX:</w:t>
+      </w:r>
+      <w:r>
+        <w:t xml:space="preserve"> The website will use a mobile-first design with simple navigation, clear product categories, product cards and prominent calls to action such as </w:t>
+      </w:r>
+      <w:r>
+        <w:rPr>
+          <w:b/>
+          <w:bCs/>
+        </w:rPr>
+        <w:t>"Shop Now", "View Product", "Order Now"</w:t>
+      </w:r>
+      <w:r>
+        <w:t xml:space="preserve"> and </w:t>
+      </w:r>
+      <w:r>
+        <w:rPr>
+          <w:b/>
+          <w:bCs/>
+        </w:rPr>
+        <w:t>"Contact Us"</w:t>
       </w:r>
       <w:r>
         <w:t>.</w:t>
       </w:r>
     </w:p>
-    <w:p/>
-    <w:p>
-      <w:pPr>
-        <w:rPr>
-          <w:b/>
-          <w:bCs/>
-        </w:rPr>
-      </w:pPr>
-      <w:r>
-        <w:rPr>
-          <w:b/>
-          <w:bCs/>
-        </w:rPr>
-        <w:t>5. Design and User Experience</w:t>
-      </w:r>
-    </w:p>
-    <w:p>
-      <w:r>
-        <w:rPr>
-          <w:b/>
-          <w:bCs/>
-        </w:rPr>
-        <w:t>Aesthetic:</w:t>
-      </w:r>
-      <w:r>
-        <w:t xml:space="preserve"> Modern, clean and technology-focused, creating a professional online shopping experience.</w:t>
-      </w:r>
-    </w:p>
-    <w:p>
-      <w:r>
-        <w:rPr>
-          <w:b/>
-          <w:bCs/>
-        </w:rPr>
-        <w:t>Colours:</w:t>
-      </w:r>
-      <w:r>
-        <w:t xml:space="preserve"> Black, White and Electric Blue to create a modern technology-inspired visual identity.</w:t>
-      </w:r>
-    </w:p>
-    <w:p>
-      <w:r>
-        <w:rPr>
-          <w:b/>
-          <w:bCs/>
-        </w:rPr>
-        <w:t>Typography:</w:t>
-      </w:r>
-      <w:r>
-        <w:t xml:space="preserve"> Poppins for headings and Roboto for body text.</w:t>
-      </w:r>
-    </w:p>
-    <w:p>
-      <w:r>
-        <w:rPr>
-          <w:b/>
-          <w:bCs/>
-        </w:rPr>
-        <w:t>UX:</w:t>
-      </w:r>
-      <w:r>
-        <w:t xml:space="preserve"> The website will use a mobile-first design with simple navigation, clear product categories, product cards and prominent calls to action such as </w:t>
-      </w:r>
-      <w:r>
-        <w:rPr>
-          <w:b/>
-          <w:bCs/>
-        </w:rPr>
-        <w:t>"Shop Now", "View Product", "Order Now"</w:t>
-      </w:r>
-      <w:r>
-        <w:t xml:space="preserve"> and </w:t>
-      </w:r>
-      <w:r>
-        <w:rPr>
-          <w:b/>
-          <w:bCs/>
-        </w:rPr>
-        <w:t>"Contact Us"</w:t>
+    <w:p>
+      <w:r>
+        <w:t>Product cards will display:</w:t>
+      </w:r>
+    </w:p>
+    <w:p>
+      <w:pPr>
+        <w:numPr>
+          <w:ilvl w:val="0"/>
+          <w:numId w:val="10"/>
+        </w:numPr>
+      </w:pPr>
+      <w:r>
+        <w:t xml:space="preserve">Product image </w:t>
+      </w:r>
+    </w:p>
+    <w:p>
+      <w:pPr>
+        <w:numPr>
+          <w:ilvl w:val="0"/>
+          <w:numId w:val="10"/>
+        </w:numPr>
+      </w:pPr>
+      <w:r>
+        <w:t xml:space="preserve">Product name </w:t>
+      </w:r>
+    </w:p>
+    <w:p>
+      <w:pPr>
+        <w:numPr>
+          <w:ilvl w:val="0"/>
+          <w:numId w:val="10"/>
+        </w:numPr>
+      </w:pPr>
+      <w:r>
+        <w:t xml:space="preserve">Short description </w:t>
+      </w:r>
+    </w:p>
+    <w:p>
+      <w:pPr>
+        <w:numPr>
+          <w:ilvl w:val="0"/>
+          <w:numId w:val="10"/>
+        </w:numPr>
+      </w:pPr>
+      <w:r>
+        <w:t xml:space="preserve">Price </w:t>
+      </w:r>
+    </w:p>
+    <w:p>
+      <w:pPr>
+        <w:numPr>
+          <w:ilvl w:val="0"/>
+          <w:numId w:val="10"/>
+        </w:numPr>
+      </w:pPr>
+      <w:r>
+        <w:t xml:space="preserve">Availability </w:t>
+      </w:r>
+    </w:p>
+    <w:p>
+      <w:pPr>
+        <w:numPr>
+          <w:ilvl w:val="0"/>
+          <w:numId w:val="10"/>
+        </w:numPr>
+      </w:pPr>
+      <w:r>
+        <w:t xml:space="preserve">View Product/Order button </w:t>
+      </w:r>
+    </w:p>
+    <w:p>
+      <w:r>
+        <w:t>Accessibility will be supported through meaningful headings, suitable colour contrast, alternative text for images and clearly labelled forms.</w:t>
+      </w:r>
+    </w:p>
+    <w:p>
+      <w:pPr>
+        <w:rPr>
+          <w:b/>
+          <w:bCs/>
+        </w:rPr>
+      </w:pPr>
+      <w:r>
+        <w:rPr>
+          <w:b/>
+          <w:bCs/>
+        </w:rPr>
+        <w:t>5.1 Images</w:t>
+      </w:r>
+    </w:p>
+    <w:p>
+      <w:r>
+        <w:t xml:space="preserve">Product images will be used mainly on the </w:t>
+      </w:r>
+      <w:r>
+        <w:rPr>
+          <w:b/>
+          <w:bCs/>
+        </w:rPr>
+        <w:t>Products page</w:t>
+      </w:r>
+      <w:r>
+        <w:t xml:space="preserve"> and selected promotional sections of the </w:t>
+      </w:r>
+      <w:r>
+        <w:rPr>
+          <w:b/>
+          <w:bCs/>
+        </w:rPr>
+        <w:t>Home page</w:t>
       </w:r>
       <w:r>
         <w:t>.</w:t>
@@ -2459,122 +2643,6 @@
     </w:p>
     <w:p>
       <w:r>
-        <w:t>Product cards will display:</w:t>
-      </w:r>
-    </w:p>
-    <w:p>
-      <w:pPr>
-        <w:numPr>
-          <w:ilvl w:val="0"/>
-          <w:numId w:val="10"/>
-        </w:numPr>
-      </w:pPr>
-      <w:r>
-        <w:t xml:space="preserve">Product image </w:t>
-      </w:r>
-    </w:p>
-    <w:p>
-      <w:pPr>
-        <w:numPr>
-          <w:ilvl w:val="0"/>
-          <w:numId w:val="10"/>
-        </w:numPr>
-      </w:pPr>
-      <w:r>
-        <w:t xml:space="preserve">Product name </w:t>
-      </w:r>
-    </w:p>
-    <w:p>
-      <w:pPr>
-        <w:numPr>
-          <w:ilvl w:val="0"/>
-          <w:numId w:val="10"/>
-        </w:numPr>
-      </w:pPr>
-      <w:r>
-        <w:t xml:space="preserve">Short description </w:t>
-      </w:r>
-    </w:p>
-    <w:p>
-      <w:pPr>
-        <w:numPr>
-          <w:ilvl w:val="0"/>
-          <w:numId w:val="10"/>
-        </w:numPr>
-      </w:pPr>
-      <w:r>
-        <w:t xml:space="preserve">Price </w:t>
-      </w:r>
-    </w:p>
-    <w:p>
-      <w:pPr>
-        <w:numPr>
-          <w:ilvl w:val="0"/>
-          <w:numId w:val="10"/>
-        </w:numPr>
-      </w:pPr>
-      <w:r>
-        <w:t xml:space="preserve">Availability </w:t>
-      </w:r>
-    </w:p>
-    <w:p>
-      <w:pPr>
-        <w:numPr>
-          <w:ilvl w:val="0"/>
-          <w:numId w:val="10"/>
-        </w:numPr>
-      </w:pPr>
-      <w:r>
-        <w:t xml:space="preserve">View Product/Order button </w:t>
-      </w:r>
-    </w:p>
-    <w:p>
-      <w:r>
-        <w:t>Accessibility will be supported through meaningful headings, suitable colour contrast, alternative text for images and clearly labelled forms.</w:t>
-      </w:r>
-    </w:p>
-    <w:p>
-      <w:pPr>
-        <w:rPr>
-          <w:b/>
-          <w:bCs/>
-        </w:rPr>
-      </w:pPr>
-      <w:r>
-        <w:rPr>
-          <w:b/>
-          <w:bCs/>
-        </w:rPr>
-        <w:t>5.1 Images</w:t>
-      </w:r>
-    </w:p>
-    <w:p>
-      <w:r>
-        <w:t xml:space="preserve">Product images will be used mainly on the </w:t>
-      </w:r>
-      <w:r>
-        <w:rPr>
-          <w:b/>
-          <w:bCs/>
-        </w:rPr>
-        <w:t>Products page</w:t>
-      </w:r>
-      <w:r>
-        <w:t xml:space="preserve"> and selected promotional sections of the </w:t>
-      </w:r>
-      <w:r>
-        <w:rPr>
-          <w:b/>
-          <w:bCs/>
-        </w:rPr>
-        <w:t>Home page</w:t>
-      </w:r>
-      <w:r>
-        <w:t>.</w:t>
-      </w:r>
-    </w:p>
-    <w:p>
-      <w:r>
         <w:t xml:space="preserve">A minimum of </w:t>
       </w:r>
       <w:r>
@@ -2640,43 +2708,43 @@
         </w:numPr>
       </w:pPr>
       <w:r>
+        <w:t xml:space="preserve">Wireless keyboard and mouse </w:t>
+      </w:r>
+    </w:p>
+    <w:p>
+      <w:pPr>
+        <w:numPr>
+          <w:ilvl w:val="0"/>
+          <w:numId w:val="11"/>
+        </w:numPr>
+      </w:pPr>
+      <w:r>
+        <w:t xml:space="preserve">Phone accessories </w:t>
+      </w:r>
+    </w:p>
+    <w:p>
+      <w:r>
+        <w:t>This keeps the website visually appealing without requiring images on every page.</w:t>
+      </w:r>
+    </w:p>
+    <w:p>
+      <w:pPr>
+        <w:rPr>
+          <w:b/>
+          <w:bCs/>
+        </w:rPr>
+      </w:pPr>
+      <w:r>
+        <w:rPr>
+          <w:b/>
+          <w:bCs/>
+        </w:rPr>
+        <w:t>5.2 Wireframes</w:t>
+      </w:r>
+    </w:p>
+    <w:p>
+      <w:r>
         <w:lastRenderedPageBreak/>
-        <w:t xml:space="preserve">Wireless keyboard and mouse </w:t>
-      </w:r>
-    </w:p>
-    <w:p>
-      <w:pPr>
-        <w:numPr>
-          <w:ilvl w:val="0"/>
-          <w:numId w:val="11"/>
-        </w:numPr>
-      </w:pPr>
-      <w:r>
-        <w:t xml:space="preserve">Phone accessories </w:t>
-      </w:r>
-    </w:p>
-    <w:p>
-      <w:r>
-        <w:t>This keeps the website visually appealing without requiring images on every page.</w:t>
-      </w:r>
-    </w:p>
-    <w:p>
-      <w:pPr>
-        <w:rPr>
-          <w:b/>
-          <w:bCs/>
-        </w:rPr>
-      </w:pPr>
-      <w:r>
-        <w:rPr>
-          <w:b/>
-          <w:bCs/>
-        </w:rPr>
-        <w:t>5.2 Wireframes</w:t>
-      </w:r>
-    </w:p>
-    <w:p>
-      <w:r>
         <w:t xml:space="preserve">The </w:t>
       </w:r>
       <w:r>
@@ -3161,6 +3229,7 @@
           </w:tcPr>
           <w:p>
             <w:r>
+              <w:lastRenderedPageBreak/>
               <w:t>Product catalogue and gallery</w:t>
             </w:r>
           </w:p>
